--- a/example_articles/states/Arizona/3.states_Arizona_New_York_Times.docx
+++ b/example_articles/states/Arizona/3.states_Arizona_New_York_Times.docx
@@ -27,17 +27,17 @@
     </w:p>
     <w:p>
       <w:r>
-        <w:t>Source File: NYT/30.DOCX</w:t>
+        <w:t>Source file: NYT/30.DOCX</w:t>
       </w:r>
     </w:p>
     <w:p>
       <w:r>
-        <w:t>Raw locations result: ['Arizona']</w:t>
+        <w:t>Raw locations result, 'locations': ['Arizona']</w:t>
       </w:r>
     </w:p>
     <w:p>
       <w:r>
-        <w:t>states_stand_flat (Standardized): Arizona</w:t>
+        <w:t>Standardized locations result, 'states_stand_flat': Arizona</w:t>
       </w:r>
     </w:p>
     <w:p>

--- a/example_articles/states/Arizona/3.states_Arizona_New_York_Times.docx
+++ b/example_articles/states/Arizona/3.states_Arizona_New_York_Times.docx
@@ -7,7 +7,7 @@
         <w:pStyle w:val="Heading1"/>
       </w:pPr>
       <w:r>
-        <w:t>Arizona's Medicaid Cuts Are Seen as a Sign of the Financial Times</w:t>
+        <w:t>Democrats to Sue Election Officials in Arizona</w:t>
       </w:r>
     </w:p>
     <w:p>
@@ -17,17 +17,17 @@
     </w:p>
     <w:p>
       <w:r>
-        <w:t>Date: 2010-12-05</w:t>
+        <w:t>Date: 2016-04-15</w:t>
       </w:r>
     </w:p>
     <w:p>
       <w:r>
-        <w:t>Section: Section A; Column 0; National Desk; Pg. 26; NEWS ANALYSIS</w:t>
+        <w:t>Section: Section A; Column 0; National Desk; Pg. 13</w:t>
       </w:r>
     </w:p>
     <w:p>
       <w:r>
-        <w:t>Source file: NYT/30.DOCX</w:t>
+        <w:t>Source file: NYT/21.DOCX</w:t>
       </w:r>
     </w:p>
     <w:p>
@@ -49,48 +49,42 @@
     </w:p>
     <w:p>
       <w:r>
-        <w:t>With enrollments exploding, revenues shrinking and the low-hanging fruit plucked long ago, virtually every state has had to make painful cuts to its Medicaid program during the economic downturn.</w:t>
+        <w:t>PHOENIX -- The Democratic Party and the presidential campaigns of Hillary Clinton and Bernie Sanders are expected to file a suit on Friday against officials in Arizona over last month's chaotic primaries, when thousands of voters in the state's most populous county waited up to five hours to cast ballots and countless others gave up or were barred because of errors and misinformation.</w:t>
         <w:br/>
-        <w:t>What distinguishes the reductions recently imposed in Arizona, where coverage was eliminated on Oct. 1 for certain transplants of the heart, liver, lung, pancreas and bone marrow, is the decision to stop paying for treatments urgently needed to ward off death.</w:t>
+        <w:t xml:space="preserve">The complaint, which would be filed in Federal District Court here, would seek to increase the number of polling places for the November election and to prevent the state from enforcing a law signed last month by Gov. Doug Ducey that made it a felony to deliver someone else's mail-in ballot to the polls. </w:t>
         <w:br/>
-        <w:t>The cuts in transplant coverage, which could deny organs to 100 adults currently on the transplant list, are testament to both the severity of fiscal pressures on the states and the particular bloodlessness of budget-cutting in Arizona.</w:t>
+        <w:t xml:space="preserve">  The law, singled out in the complaint, is among the rules enacted in Arizona and other states in recent months that could disproportionately affect minorities, older adults or people voting in their first election. The measures are being tested in the first presidential election since the Supreme Court removed the federal government's role as overseer of electoral changes by annulling a crucial provision of the Voting Rights Act in 2013.</w:t>
         <w:br/>
-        <w:t>''It's a real sign of the times,'' said Alan Weil, executive director of the National Academy for State Health Policy. ''And I think this is a precursor to a much larger number of states having this discussion.''</w:t>
+        <w:t xml:space="preserve">  ''As virtually every American knows by now,'' the complaint says, the management of last month's primary election, ''which was conducted with an alarmingly inadequate number of voting centers, resulted in severe, inexcusable burdens on voters countywide, as well as the ultimate disenfranchisement of untold numbers of voters who were unable or unwilling to wait in intolerably long lines to cast their ballot for their preferred presidential candidate.''</w:t>
         <w:br/>
-        <w:t>Policy choices with such life-threatening implications are all the more striking given the partisan framing of the health debate.</w:t>
+        <w:t xml:space="preserve">  The lawsuit also seeks to assure that election officials count the provisional ballots that are given to residents who cast ballots outside their assigned precinct.</w:t>
         <w:br/>
-        <w:t>Republicans have argued that the new health law will lead to rationing, warning even of ''death panels.'' Democrats have responded that care is already rationed, with 50 million people going largely without insurance, and that the law will bring greater equity.</w:t>
+        <w:t xml:space="preserve">  In a statement, Ms. Clinton's campaign manager, Robby Mook, said the campaign was ''committed to fighting for all voters to be able to exercise their fundamental right to have their voices heard in this election.'' Mr. Sanders's campaign manager, Jeff Weaver, took a more partisan approach, saying, ''What happened in Arizona is part of a pattern of voter disenfranchisement by Republicans.''</w:t>
         <w:br/>
-        <w:t>The Arizona case, said Diane Rowland, director of the Kaiser Commission on Medicaid and the Uninsured, ''is a classic example of making decisions based not on medical need but based on a budget.'' And, she added, ''it results, potentially, in denial of care to individuals in a life-or-death situation.''</w:t>
+        <w:t xml:space="preserve">  Pressed to cut costs, election officials in the state's largest county, Maricopa, reduced the number of polling places to 60 from 200 for last month's primaries, prompting confusion, long lines and hourslong waits, particularly in working-class, mostly minority neighborhoods of Phoenix and in western suburbs.</w:t>
         <w:br/>
-        <w:t>The federal Centers for Medicare and Medicaid Services do not monitor which states use Medicaid money for transplants. But health experts said no other state had withdrawn coverage for patients pursuing transplants.</w:t>
+        <w:t xml:space="preserve">  The reduction is ever more pronounced if one considers that in 2008, there were 400 polling places in the county.</w:t>
         <w:br/>
-        <w:t>Arizona's decision, by Gov. Jan Brewer, a Republican, and the Republican-controlled Legislature, was made after state officials assessed success and survival rates for a number of transplant procedures. National transplant groups call the figures misleading.</w:t>
+        <w:t xml:space="preserve">  In a raucous public hearing a week after the vote, the Maricopa County recorder, Helen Purcell, a Republican who has been in office since 1988, apologized and blamed the problems in part on budget constraints and miscalculated projections for turnout.</w:t>
         <w:br/>
-        <w:t>''It seems inappropriate that life-saving care has the potential to be withheld based solely on budgetary issues and the bureaucratic determination of relative benefits,'' said Dr. Robert S. Gaston, president-elect of the American Society of Transplantation.</w:t>
+        <w:t xml:space="preserve">  Secretary of State Michele Reagan certified the election results last week, three days after the Justice Department opened an investigation over accusations of disproportionate waiting times among Latino and black voters. Among them were dozens of older members of the Rev. Jarrett Maupin's Baptist congregation in South Phoenix who stood for hours under heat and sun, in wheelchairs or with walkers, waiting to cast their ballots, he said.</w:t>
         <w:br/>
-        <w:t>There is usually a long-term consequence to short-term cuts in safety-net programs like Medicaid, which insures low-income Americans and is financed by state and federal governments.</w:t>
+        <w:t xml:space="preserve">  ''We haven't overcome yet the issues surrounding racism and discrimination in voting, but we cannot afford to have something like that happening in the general election,'' Mr. Maupin said.</w:t>
         <w:br/>
-        <w:t>When payments to doctors are cut, fewer providers are willing to treat Medicaid patients. When eligibility levels are lowered, more people are left to seek charity care in emergency rooms. When optional benefits like dental services and prescription drugs are eliminated, conditions worsen until they require more expensive care.</w:t>
+        <w:t xml:space="preserve">  The lawsuit names as defendants Ms. Reagan; Ms. Purcell; the county's elections director, Karen Osborne; Attorney General Mark Brnovich; and the Maricopa County Board of Supervisors, which signed off on the plan to reduce the number of polling places.</w:t>
         <w:br/>
-        <w:t>But no other state in recent memory has made such a numbers-driven calculation pitting the potential loss of life against modest savings.</w:t>
-        <w:br/>
-        <w:t>Jennifer Carusetta, the legislative liaison for Arizona's Medicaid agency, said the transplant cuts would save a mere $800,000 in the current fiscal year, and only $1.4 million for a full year.</w:t>
-        <w:br/>
-        <w:t>The cuts were imposed in an effort to close a $2.6 billion shortfall in the state's $8.9 billion budget for this year.</w:t>
-        <w:br/>
-        <w:t>The options available to states for cutting Medicaid have been limited because the federal stimulus package and the health care law have required them to maintain eligibility levels. That has left states to cut payments to providers and trim benefits not required by federal regulations.</w:t>
-        <w:br/>
-        <w:t>Many states, including Arizona, have done both. A September report by the Kaiser Family Foundation found that 39 states cut provider payments and 20 cut optional benefits in their 2010 fiscal years, with similar numbers planning to do so in 2011.</w:t>
-        <w:br/>
-        <w:t>Arizona reduced Medicaid payments to doctors by 5 percent last year and has frozen payments to hospitals and nursing homes for two years. All providers will undergo another 5 percent cut on April 1, Ms. Carusetta said.</w:t>
-        <w:br/>
-        <w:t>This year, Arizona became the only state to eliminate its Children's Health Insurance Program, which would have affected 47,000 children of working-class parents. Lawmakers reversed course before the effective date only after concluding that the state might run afoul of federal requirements and lose billions of dollars in matching money.</w:t>
-        <w:br/>
-        <w:t>The state has also enacted a wide range of Medicaid cuts, eliminating coverage for emergency dental procedures, insulin pumps and orthotics. ''We realize this has serious impacts on people,'' Ms. Carusetta said. ''Unfortunately, given the fiscal constraints facing our state, the Legislature has limited options at this point.''</w:t>
+        <w:t xml:space="preserve">  In an email, a spokesman for Ms. Reagan, Matthew Roberts, said, ''The secretary welcomes any inquiry.'' A spokeswoman for the county recorder's office, Elizabeth Bartholomew, said, ''We haven't seen the lawsuit; therefore, we have no comment.''</w:t>
         <w:br/>
         <w:br/>
-        <w:t>http://www.nytimes.com</w:t>
+        <w:t>http://www.nytimes.com/2016/04/15/us/hillary-clinton-and-bernie-sanders-campaigns-to-sue-arizona-election-officials.html</w:t>
+        <w:br/>
+        <w:br/>
+        <w:t>Graphic</w:t>
+        <w:br/>
+        <w:br/>
+        <w:t xml:space="preserve"> </w:t>
+        <w:br/>
+        <w:t>PHOTO: Thousands of voters in Maricopa County, Ariz. -- the state's most populous -- waited up to five hours to vote in last month's primary elections. (PHOTOGRAPH BY MAX WHITTAKER FOR THE NEW YORK TIMES)</w:t>
       </w:r>
     </w:p>
     <w:sectPr>

--- a/example_articles/states/Arizona/3.states_Arizona_New_York_Times.docx
+++ b/example_articles/states/Arizona/3.states_Arizona_New_York_Times.docx
@@ -7,7 +7,7 @@
         <w:pStyle w:val="Heading1"/>
       </w:pPr>
       <w:r>
-        <w:t>Democrats to Sue Election Officials in Arizona</w:t>
+        <w:t>Democrat in Arizona Will Seek Kyrsten Sinema's Senate Seat</w:t>
       </w:r>
     </w:p>
     <w:p>
@@ -17,17 +17,17 @@
     </w:p>
     <w:p>
       <w:r>
-        <w:t>Date: 2016-04-15</w:t>
+        <w:t>Date: 2023-01-23</w:t>
       </w:r>
     </w:p>
     <w:p>
       <w:r>
-        <w:t>Section: Section A; Column 0; National Desk; Pg. 13</w:t>
+        <w:t>Section: US; politics</w:t>
       </w:r>
     </w:p>
     <w:p>
       <w:r>
-        <w:t>Source file: NYT/21.DOCX</w:t>
+        <w:t>Source file: NYT/5.DOCX</w:t>
       </w:r>
     </w:p>
     <w:p>
@@ -49,42 +49,69 @@
     </w:p>
     <w:p>
       <w:r>
-        <w:t>PHOENIX -- The Democratic Party and the presidential campaigns of Hillary Clinton and Bernie Sanders are expected to file a suit on Friday against officials in Arizona over last month's chaotic primaries, when thousands of voters in the state's most populous county waited up to five hours to cast ballots and countless others gave up or were barred because of errors and misinformation.</w:t>
+        <w:t>Representative Ruben Gallego of Phoenix is set to challenge Ms. Sinema from the left, after she resigned from the Democratic Party.</w:t>
         <w:br/>
-        <w:t xml:space="preserve">The complaint, which would be filed in Federal District Court here, would seek to increase the number of polling places for the November election and to prevent the state from enforcing a law signed last month by Gov. Doug Ducey that made it a felony to deliver someone else's mail-in ballot to the polls. </w:t>
+        <w:t>The announcement on Monday that Representative Ruben Gallego, a progressive Democrat from Phoenix, would run for the Senate in 2024 sets up a potential face-off with Senator Kyrsten Sinema over a seat that carries immense stakes for Democrats' control of the upper chamber.</w:t>
         <w:br/>
-        <w:t xml:space="preserve">  The law, singled out in the complaint, is among the rules enacted in Arizona and other states in recent months that could disproportionately affect minorities, older adults or people voting in their first election. The measures are being tested in the first presidential election since the Supreme Court removed the federal government's role as overseer of electoral changes by annulling a crucial provision of the Voting Rights Act in 2013.</w:t>
+        <w:t>Ms. Sinema left the Democratic Party in December to become an independent, though she has kept her Democratic committee assignments. She has not yet announced re-election plans, but if she runs again, national Democrats will have to decide whether or not to support her, even as the state party has strongly rebuked her and some polling has shown her to be deeply unpopular among Arizona Democrats, signs of a possibly divisive battle to come.</w:t>
         <w:br/>
-        <w:t xml:space="preserve">  ''As virtually every American knows by now,'' the complaint says, the management of last month's primary election, ''which was conducted with an alarmingly inadequate number of voting centers, resulted in severe, inexcusable burdens on voters countywide, as well as the ultimate disenfranchisement of untold numbers of voters who were unable or unwilling to wait in intolerably long lines to cast their ballot for their preferred presidential candidate.''</w:t>
+        <w:t>The state, once a bastion of McCain Republicans, has transformed into one of the nation's pre-eminent political battlegrounds, fueled by demographic shifts and a Republican Party that has lurched far to the right. The Senate race is set to be closely watched by both parties, and Mr. Gallego, a 43-year-old former state lawmaker and U.S. Marine veteran, instantly caught national attention with his challenge to Ms. Sinema.</w:t>
         <w:br/>
-        <w:t xml:space="preserve">  The lawsuit also seeks to assure that election officials count the provisional ballots that are given to residents who cast ballots outside their assigned precinct.</w:t>
+        <w:t>He began his campaign with a video declaring his run to a group of fellow veterans at American Legion Post 124 in Guadalupe, Ariz., near Phoenix. In it, he highlights his humble Chicago origins and his combat experience in Iraq, and he pledges to fight to extend the American dream to more families.</w:t>
         <w:br/>
-        <w:t xml:space="preserve">  In a statement, Ms. Clinton's campaign manager, Robby Mook, said the campaign was ''committed to fighting for all voters to be able to exercise their fundamental right to have their voices heard in this election.'' Mr. Sanders's campaign manager, Jeff Weaver, took a more partisan approach, saying, ''What happened in Arizona is part of a pattern of voter disenfranchisement by Republicans.''</w:t>
+        <w:t>"It's the one thing that we give every American, no matter where they're born in life," he says, crediting belief in the dream for his own climb into the halls of Congress.</w:t>
         <w:br/>
-        <w:t xml:space="preserve">  Pressed to cut costs, election officials in the state's largest county, Maricopa, reduced the number of polling places to 60 from 200 for last month's primaries, prompting confusion, long lines and hourslong waits, particularly in working-class, mostly minority neighborhoods of Phoenix and in western suburbs.</w:t>
+        <w:t>Mr. Gallego is a member of the Congressional Progressive Caucus, and organizations and activists on the left have long been eager to see a credible challenge to Ms. Sinema. But in his video, he leaned into economic arguments around supporting the working class rather than center-left ideological battles, and his allies expect he will also continue to emphasize his military experience.</w:t>
         <w:br/>
-        <w:t xml:space="preserve">  The reduction is ever more pronounced if one considers that in 2008, there were 400 polling places in the county.</w:t>
+        <w:t>In his campaign ad, Mr. Gallego sought to draw sharp contrasts between himself and Ms. Sinema, taking subtle swipes at the first-term senator over her leadership and ties to corporate interests. Ms. Sinema's opposition to key elements of her party's agenda has repeatedly angered Democrats.</w:t>
         <w:br/>
-        <w:t xml:space="preserve">  In a raucous public hearing a week after the vote, the Maricopa County recorder, Helen Purcell, a Republican who has been in office since 1988, apologized and blamed the problems in part on budget constraints and miscalculated projections for turnout.</w:t>
+        <w:t>"We could argue different ways about how to do it, but at the core, if you're more likely to be meeting with the powerful than the powerless, you're doing this job incorrectly," he says in the video, which was released in English and Spanish. "I'm sorry that politicians have let you down, but I'm going to change that."</w:t>
         <w:br/>
-        <w:t xml:space="preserve">  Secretary of State Michele Reagan certified the election results last week, three days after the Justice Department opened an investigation over accusations of disproportionate waiting times among Latino and black voters. Among them were dozens of older members of the Rev. Jarrett Maupin's Baptist congregation in South Phoenix who stood for hours under heat and sun, in wheelchairs or with walkers, waiting to cast their ballots, he said.</w:t>
+        <w:t>Mr. Gallego's campaign team includes veterans from Senator Mark Kelly's re-election bid in Arizona, as well as Democratic consultants who served on the successful 2022 Senate campaigns for Raphael Warnock in Georgia and John Fetterman in Pennsylvania. Mr. Gallego's campaign also has taken on Chuck Rocha, a longtime Democratic strategist focused on mobilizing Latino voters.</w:t>
         <w:br/>
-        <w:t xml:space="preserve">  ''We haven't overcome yet the issues surrounding racism and discrimination in voting, but we cannot afford to have something like that happening in the general election,'' Mr. Maupin said.</w:t>
+        <w:t>Representative Greg Stanton, a Democrat who had also shown interest in running for the seat, said this month that now was "not the right time,"helping clear the path for Mr. Gallego in the primary.</w:t>
         <w:br/>
-        <w:t xml:space="preserve">  The lawsuit names as defendants Ms. Reagan; Ms. Purcell; the county's elections director, Karen Osborne; Attorney General Mark Brnovich; and the Maricopa County Board of Supervisors, which signed off on the plan to reduce the number of polling places.</w:t>
+        <w:t>"The Arizona Democratic Party wishes Congressman Gallego the best of luck," said Morgan Dick, a representative for the party, in a statement. "In continuing with tradition, for the 2024 general election, the Arizona Democratic Party intends to endorse and support the Democrat on the ballot."</w:t>
         <w:br/>
-        <w:t xml:space="preserve">  In an email, a spokesman for Ms. Reagan, Matthew Roberts, said, ''The secretary welcomes any inquiry.'' A spokeswoman for the county recorder's office, Elizabeth Bartholomew, said, ''We haven't seen the lawsuit; therefore, we have no comment.''</w:t>
+        <w:t>A representative for Ms. Sinema declined to comment on Mr. Gallego's entry into the race, and Ms. Sinema waved off the prospect of the challenge in aninterview on Friday.</w:t>
         <w:br/>
+        <w:t>"We just got through a really grueling election cycle, and I think most Arizonans want a break," Ms. Sinema said in an interview with the Arizona station KTAR News. "I'm incredibly proud of the work I've been able to accomplish in the United States Senate in the last couple years, and I'm going to stay focused on the work that I have ahead of us."</w:t>
         <w:br/>
-        <w:t>http://www.nytimes.com/2016/04/15/us/hillary-clinton-and-bernie-sanders-campaigns-to-sue-arizona-election-officials.html</w:t>
+        <w:t>But a matchup between Mr. Gallego and Ms. Sinema in the general election is likely to split the coalition of Democrats and independents who have powered Democratic victories in Arizona in recent elections.</w:t>
         <w:br/>
+        <w:t>The divide could provide an opening for a Republican to retake a seat that has helped Democrats retain their narrow majority in the Senate.</w:t>
         <w:br/>
-        <w:t>Graphic</w:t>
+        <w:t>Among the Republicans weighing Senate runs are Kari Lake, the Trump-endorsed news anchor who last year narrowly lost her race for governor, and Blake Masters, who was defeated in a Senate race by Mr. Kelly. Already, Republicans are seeking to paint Mr. Gallego as radically left-wing, and signaling that they intend to make immigration a focal point of their criticisms.</w:t>
         <w:br/>
+        <w:t>"The Democrat civil war is on in Arizona," said Philip Letsou, a spokesman for the National Republican Senatorial Committee.</w:t>
         <w:br/>
-        <w:t xml:space="preserve"> </w:t>
+        <w:t>Nora Keefe, a spokeswoman for the Democratic Senatorial Campaign Committee, noted that the state had moved away from Republicans in several recent statewide elections.</w:t>
         <w:br/>
-        <w:t>PHOTO: Thousands of voters in Maricopa County, Ariz. -- the state's most populous -- waited up to five hours to vote in last month's primary elections. (PHOTOGRAPH BY MAX WHITTAKER FOR THE NEW YORK TIMES)</w:t>
+        <w:t>"Republicans have suffered resounding Senate defeats in Arizona the last three election cycles in a row," she said. "We are confident we will stop Republicans in their effort to take this Senate seat."</w:t>
+        <w:br/>
+        <w:t>She declined to comment on the committee's plans for the race beyond that.</w:t>
+        <w:br/>
+        <w:t>For both Mr. Gallego and Ms. Sinema, the greatest factor will be the Republican nominee, said Mike Noble, a longtime nonpartisan pollster based in Phoenix.</w:t>
+        <w:br/>
+        <w:t>A center-right candidate could consolidate Republican and right-leaning independent voters, most likely narrowing the chances for both Ms. Sinema and Mr. Gallego. A hard-right candidate like Ms. Lake or Mr. Masters, on the other hand, would most likely intensify the contest between Mr. Gallego and Ms. Sinema for moderates and the state's large independent electorate, about one-third of voters.</w:t>
+        <w:br/>
+        <w:t>"Heading into next year's election, Kyrsten Sinema would like nothing else for Christmas than to have Kari Lake as the Republican nominee come 2024," Mr. Noble said. "They both would love it."</w:t>
+        <w:br/>
+        <w:t>Ms. Sinema was elected to the Senate in a groundbreaking victory in 2018, in the first Democratic triumph since 1976 in a contest for an open Senate seat in Arizona. Her victory pointed to broader political shifts in the state. Once a longtime conservative bastion, Arizona has become fiercely competitive as the state's Republican Party has veered further right, while growing numbers of Latino and independent voters have pushed the state to the center.</w:t>
+        <w:br/>
+        <w:t>Ms. Sinema embraced solidly centrist positions in defeating her Republican opponent. Voter drives to register more Latinos, who generally vote Democratic in Arizona, also paid off for Ms. Sinema. But distaste for the senator has been growing among Latino activists and other parts of her Democratic base as she has positioned herself as a bulwark against major parts of her former party's agenda, mainly attempts to increase taxes on corporate America and Wall Street.</w:t>
+        <w:br/>
+        <w:t>National Democrats have been tight-lipped about their approach to the 2024 race, as some worry that a full-on offensive against Ms. Sinema in the general election might inadvertently help elect a Republican.</w:t>
+        <w:br/>
+        <w:t>Mr. Gallego, who has been among Ms. Sinema's fiercest critics, had been fielding input from his family over the holidays over whether he would run. He would be the first Latino senator from Arizona should he prevail. (He is of Colombian and Mexican descent.)</w:t>
+        <w:br/>
+        <w:t>In his campaign video released Monday, he describes his hard upbringing as one of four children raised by a single mother in Chicago. He made it to Harvard and worked to pay his way through school before enlisting in the Marine Corps. His combat experience on the front lines in Iraq, where he came under heavy fire and lost some of his closest friends, left him with post-traumatic stress disorder but also inspired him to go into public service, he said.</w:t>
+        <w:br/>
+        <w:t>The ad positions Mr. Gallego as an advocate of strong government and a fighter for working-class families who he said "feel they are one or two paychecks away from going under."</w:t>
+        <w:br/>
+        <w:t>"The rich and the powerful, they don't need more advocates," he said. "It's the people that are still trying to decide between groceries and utilities that need a fighter for them."</w:t>
+        <w:br/>
+        <w:t>PHOTOS: Representative Ruben Gallego, one of Senator Kyrsten Sinema's sharpest critics, released a video Monday declaring his run. (PHOTOGRAPH BY ANNA MONEYMAKER/GETTY IMAGES); Senator Kyrsten Sinema, second from right, with Cindy McCain, Senator John McCain's widow, at Gov. Katie Hobbs's inauguration. (PHOTOGRAPH BY REBECCA NOBLE FOR THE NEW YORK TIMES) This article appeared in print on page A16.</w:t>
       </w:r>
     </w:p>
     <w:sectPr>

--- a/example_articles/states/Arizona/3.states_Arizona_New_York_Times.docx
+++ b/example_articles/states/Arizona/3.states_Arizona_New_York_Times.docx
@@ -7,7 +7,7 @@
         <w:pStyle w:val="Heading1"/>
       </w:pPr>
       <w:r>
-        <w:t>Democrat in Arizona Will Seek Kyrsten Sinema's Senate Seat</w:t>
+        <w:t>Fearing Faltering Economy, Arizona Voters Sour on Biden</w:t>
       </w:r>
     </w:p>
     <w:p>
@@ -17,17 +17,17 @@
     </w:p>
     <w:p>
       <w:r>
-        <w:t>Date: 2023-01-23</w:t>
+        <w:t>Date: 2023-11-15</w:t>
       </w:r>
     </w:p>
     <w:p>
       <w:r>
-        <w:t>Section: US; politics</w:t>
+        <w:t>Section: Section A; Column 0; National Desk; Pg. 20</w:t>
       </w:r>
     </w:p>
     <w:p>
       <w:r>
-        <w:t>Source file: NYT/5.DOCX</w:t>
+        <w:t>Source file: NYT/4.DOCX</w:t>
       </w:r>
     </w:p>
     <w:p>
@@ -49,69 +49,80 @@
     </w:p>
     <w:p>
       <w:r>
-        <w:t>Representative Ruben Gallego of Phoenix is set to challenge Ms. Sinema from the left, after she resigned from the Democratic Party.</w:t>
+        <w:t>The White House has hailed new investments and new jobs, yet many voters in a battleground state are chafing at inflation and housing costs.</w:t>
         <w:br/>
-        <w:t>The announcement on Monday that Representative Ruben Gallego, a progressive Democrat from Phoenix, would run for the Senate in 2024 sets up a potential face-off with Senator Kyrsten Sinema over a seat that carries immense stakes for Democrats' control of the upper chamber.</w:t>
+        <w:t xml:space="preserve">If President Biden hopes to replicate his narrow victory in Arizona, he will need disillusioned voters like Alex Jumah. An immigrant from Iraq, Mr. Jumah leans conservative, but he said he voted for Mr. Biden because he could not stomach former President Trump's anti-Muslim views. </w:t>
         <w:br/>
-        <w:t>Ms. Sinema left the Democratic Party in December to become an independent, though she has kept her Democratic committee assignments. She has not yet announced re-election plans, but if she runs again, national Democrats will have to decide whether or not to support her, even as the state party has strongly rebuked her and some polling has shown her to be deeply unpopular among Arizona Democrats, signs of a possibly divisive battle to come.</w:t>
+        <w:t xml:space="preserve">  That was 2020. Since then, Mr. Jumah, 41, said, his economic fortunes cratered after he contracted Covid, missed two months of work as a trucking dispatcher, was evicted from his home and was forced to move in with his mother. He said he could no longer afford an apartment in Tucson, where rents have risen sharply since the pandemic. He is now planning to vote for Mr. Trump.</w:t>
         <w:br/>
-        <w:t>The state, once a bastion of McCain Republicans, has transformed into one of the nation's pre-eminent political battlegrounds, fueled by demographic shifts and a Republican Party that has lurched far to the right. The Senate race is set to be closely watched by both parties, and Mr. Gallego, a 43-year-old former state lawmaker and U.S. Marine veteran, instantly caught national attention with his challenge to Ms. Sinema.</w:t>
+        <w:t xml:space="preserve">  ''At first I was really happy with Biden,'' he said. ''We got rid of Trump, rid of the racism. And then I regretted it. We need a strong president to keep this country first.''</w:t>
         <w:br/>
-        <w:t>He began his campaign with a video declaring his run to a group of fellow veterans at American Legion Post 124 in Guadalupe, Ariz., near Phoenix. In it, he highlights his humble Chicago origins and his combat experience in Iraq, and he pledges to fight to extend the American dream to more families.</w:t>
+        <w:t xml:space="preserve">  His anger helps explain why Mr. Biden appears to be struggling in Arizona and other closely divided 2024 battleground states, according to a recent poll by The New York Times and Siena College.</w:t>
         <w:br/>
-        <w:t>"It's the one thing that we give every American, no matter where they're born in life," he says, crediting belief in the dream for his own climb into the halls of Congress.</w:t>
+        <w:t xml:space="preserve">  Surveys and interviews with Arizona voters find that they are sour on the economy, despite solid job growth in the state. The Biden administration also fails to get credit for a parade of new companies coming to Arizona that will produce lithium-ion batteries, electric vehicles and computer chips -- investments that the White House hails as emblems of its push for a next generation of American manufacturing.</w:t>
         <w:br/>
-        <w:t>Mr. Gallego is a member of the Congressional Progressive Caucus, and organizations and activists on the left have long been eager to see a credible challenge to Ms. Sinema. But in his video, he leaned into economic arguments around supporting the working class rather than center-left ideological battles, and his allies expect he will also continue to emphasize his military experience.</w:t>
+        <w:t xml:space="preserve">  Breanne Laird, 32, a doctoral student at Arizona State University and a Republican, said she sat out the 2020 elections in part because she never thought Arizona would turn blue. But after two years without any pay increases and after losing $170,000 trying to fix and flip a house she bought in suburban Phoenix, she said she was determined to vote next year, for Mr. Trump.</w:t>
         <w:br/>
-        <w:t>In his campaign ad, Mr. Gallego sought to draw sharp contrasts between himself and Ms. Sinema, taking subtle swipes at the first-term senator over her leadership and ties to corporate interests. Ms. Sinema's opposition to key elements of her party's agenda has repeatedly angered Democrats.</w:t>
+        <w:t xml:space="preserve">  She bought the investment property near the peak of the market last year, and said she watched its value slip as mortgage rates rose toward 8 percent. She said she had to max out credit cards, and her credit score fell.</w:t>
         <w:br/>
-        <w:t>"We could argue different ways about how to do it, but at the core, if you're more likely to be meeting with the powerful than the powerless, you're doing this job incorrectly," he says in the video, which was released in English and Spanish. "I'm sorry that politicians have let you down, but I'm going to change that."</w:t>
+        <w:t xml:space="preserve">  Arizona's housing market fell farther than most parts of the country after the 2008 financial crisis, and it took longer to recover. Few economists are predicting a similar crash now, but even so, Ms. Laird said she felt frustrated, and was itching to return Mr. Trump to power.</w:t>
         <w:br/>
-        <w:t>Mr. Gallego's campaign team includes veterans from Senator Mark Kelly's re-election bid in Arizona, as well as Democratic consultants who served on the successful 2022 Senate campaigns for Raphael Warnock in Georgia and John Fetterman in Pennsylvania. Mr. Gallego's campaign also has taken on Chuck Rocha, a longtime Democratic strategist focused on mobilizing Latino voters.</w:t>
+        <w:t xml:space="preserve">  ''I'm even further behind,'' she said. ''I see the value in voting, and plan to vote as much as possible.''</w:t>
         <w:br/>
-        <w:t>Representative Greg Stanton, a Democrat who had also shown interest in running for the seat, said this month that now was "not the right time,"helping clear the path for Mr. Gallego in the primary.</w:t>
+        <w:t xml:space="preserve">  A majority of Arizona voters in the recent New York Times/Siena survey rated the country's economy as poor. Just 3 percent of voters said it was excellent.</w:t>
         <w:br/>
-        <w:t>"The Arizona Democratic Party wishes Congressman Gallego the best of luck," said Morgan Dick, a representative for the party, in a statement. "In continuing with tradition, for the 2024 general election, the Arizona Democratic Party intends to endorse and support the Democrat on the ballot."</w:t>
+        <w:t xml:space="preserve">  Arizona experienced some of the worst inflation in the country, largely because housing costs shot upward as people thronged to the state during the pandemic. Average monthly rents in Phoenix rose to $1,919 in September from $1,373 in early 2020, a 40 percent increase according to Zillow. Average rents across the country rose about 30 percent over the same period.</w:t>
         <w:br/>
-        <w:t>A representative for Ms. Sinema declined to comment on Mr. Gallego's entry into the race, and Ms. Sinema waved off the prospect of the challenge in aninterview on Friday.</w:t>
+        <w:t xml:space="preserve">  Home prices and rents have fallen from their peaks this year, but even so, economists say that the state is increasingly unaffordable for middle-class families, whose migration to Arizona has powered decades of growth in the state.</w:t>
         <w:br/>
-        <w:t>"We just got through a really grueling election cycle, and I think most Arizonans want a break," Ms. Sinema said in an interview with the Arizona station KTAR News. "I'm incredibly proud of the work I've been able to accomplish in the United States Senate in the last couple years, and I'm going to stay focused on the work that I have ahead of us."</w:t>
+        <w:t xml:space="preserve">  Arizona's economy sprinted out of the pandemic, but economists said the speed of new hiring and consumer spending in the state has now eased. The state unemployment rate of 4 percent is about equal to the national average, and the quarterly Arizona Economic Outlook, published by the University of Arizona, predicts that the state will keep growing next year, though at a slower pace.</w:t>
         <w:br/>
-        <w:t>But a matchup between Mr. Gallego and Ms. Sinema in the general election is likely to split the coalition of Democrats and independents who have powered Democratic victories in Arizona in recent elections.</w:t>
+        <w:t xml:space="preserve">  Arizona has added 280,000 jobs since Mr. Biden took office, according to the federal Labor Department, compared with 150,000 during Mr. Trump's term. Phoenix just hosted the Super Bowl, usually a high-profile boost to the local mood and economy.</w:t>
         <w:br/>
-        <w:t>The divide could provide an opening for a Republican to retake a seat that has helped Democrats retain their narrow majority in the Senate.</w:t>
+        <w:t xml:space="preserve">  Barely a week goes by without Arizona's first-term Democratic governor, Katie Hobbs, visiting a groundbreaking or job-training event to talk up the state's economy or the infrastructure money arriving from Washington.</w:t>
         <w:br/>
-        <w:t>Among the Republicans weighing Senate runs are Kari Lake, the Trump-endorsed news anchor who last year narrowly lost her race for governor, and Blake Masters, who was defeated in a Senate race by Mr. Kelly. Already, Republicans are seeking to paint Mr. Gallego as radically left-wing, and signaling that they intend to make immigration a focal point of their criticisms.</w:t>
+        <w:t xml:space="preserve">  Mr. Biden was even farther behind Mr. Trump in another poll being released this week by the Phoenix-based firm Noble Predictive Insights. That survey of about 1,000 Arizona voters said Mr. Trump had an eight-point lead, a significant swing toward Republicans from this past winter, when Mr. Biden had a two-point edge.</w:t>
         <w:br/>
-        <w:t>"The Democrat civil war is on in Arizona," said Philip Letsou, a spokesman for the National Republican Senatorial Committee.</w:t>
+        <w:t xml:space="preserve">  Mike Noble, the polling firm's chief executive, said that Mr. Trump had built his lead in Arizona by consolidating support from Republicans and -- for the moment -- winning back independents. Respondents cited immigration and inflation as their top concerns.</w:t>
         <w:br/>
-        <w:t>Nora Keefe, a spokeswoman for the Democratic Senatorial Campaign Committee, noted that the state had moved away from Republicans in several recent statewide elections.</w:t>
+        <w:t xml:space="preserve">  ''Economists say, 'Look at these indicators' -- People don't care about that,'' Mr. Noble said. ''They care about their day-to-day lives.''</w:t>
         <w:br/>
-        <w:t>"Republicans have suffered resounding Senate defeats in Arizona the last three election cycles in a row," she said. "We are confident we will stop Republicans in their effort to take this Senate seat."</w:t>
+        <w:t xml:space="preserve">  Bill Ruiz, the business representative of Local 1912 of the Southwest Mountain States Carpenters Union, said the Biden administration's infrastructure bill and CHIPS Act were bringing billions of dollars into Arizona, and helping to power an increase in union jobs and wages. Carpenters in his union were working 7 percent more hours than they were a year ago, and the union's membership has doubled to 3,400 over the past five years.</w:t>
         <w:br/>
-        <w:t>She declined to comment on the committee's plans for the race beyond that.</w:t>
+        <w:t xml:space="preserve">  ''We're making bigger gains and bigger paychecks,'' he said. ''It blows me away people don't see that.''</w:t>
         <w:br/>
-        <w:t>For both Mr. Gallego and Ms. Sinema, the greatest factor will be the Republican nominee, said Mike Noble, a longtime nonpartisan pollster based in Phoenix.</w:t>
+        <w:t xml:space="preserve">  Political strategists say Mr. Biden could still win in Arizona next year, if Democrats can reassemble the just-big-enough coalition of moderate Republicans and suburban women, Latinos and younger voters who rejected Mr. Trump by 10,000 votes in 2020. It was the first time in more than two decades that a Democrat had carried Arizona and its 11 electoral votes.</w:t>
         <w:br/>
-        <w:t>A center-right candidate could consolidate Republican and right-leaning independent voters, most likely narrowing the chances for both Ms. Sinema and Mr. Gallego. A hard-right candidate like Ms. Lake or Mr. Masters, on the other hand, would most likely intensify the contest between Mr. Gallego and Ms. Sinema for moderates and the state's large independent electorate, about one-third of voters.</w:t>
+        <w:t xml:space="preserve">  The same pattern was seen in last year's midterm elections, when Arizona voters elected Democrats running on abortion rights and democracy for governor, attorney general and secretary of state, defeating a slate of Trump-endorsed hard-right Republicans.</w:t>
         <w:br/>
-        <w:t>"Heading into next year's election, Kyrsten Sinema would like nothing else for Christmas than to have Kari Lake as the Republican nominee come 2024," Mr. Noble said. "They both would love it."</w:t>
+        <w:t xml:space="preserve">  Abortion is still a powerful motivator and a winning issue for Democrats, but many Arizona voters now say their dominant concerns are immigration, inflation and what they feel is a faltering economy.</w:t>
         <w:br/>
-        <w:t>Ms. Sinema was elected to the Senate in a groundbreaking victory in 2018, in the first Democratic triumph since 1976 in a contest for an open Senate seat in Arizona. Her victory pointed to broader political shifts in the state. Once a longtime conservative bastion, Arizona has become fiercely competitive as the state's Republican Party has veered further right, while growing numbers of Latino and independent voters have pushed the state to the center.</w:t>
+        <w:t xml:space="preserve">  Grant Cooper, 53, who retired from a career in medical sales, is the kind of disaffected Republican voter that Democrats hope to peel away next year. He supports abortion rights and limited government, and while he voted for Mr. Trump in 2020, he said he would not do so again.</w:t>
         <w:br/>
-        <w:t>Ms. Sinema embraced solidly centrist positions in defeating her Republican opponent. Voter drives to register more Latinos, who generally vote Democratic in Arizona, also paid off for Ms. Sinema. But distaste for the senator has been growing among Latino activists and other parts of her Democratic base as she has positioned herself as a bulwark against major parts of her former party's agenda, mainly attempts to increase taxes on corporate America and Wall Street.</w:t>
+        <w:t xml:space="preserve">  He said his personal finances and retirement investments were in decent shape, and he did not blame the president for the spike in gas prices in 2022. Still, he said he plans to vote for a third-party candidate next year, saying that both Mr. Biden and Mr. Trump were out-of-touch relics of a two-party system that was failing to address long-term challenges.</w:t>
         <w:br/>
-        <w:t>National Democrats have been tight-lipped about their approach to the 2024 race, as some worry that a full-on offensive against Ms. Sinema in the general election might inadvertently help elect a Republican.</w:t>
+        <w:t xml:space="preserve">  ''They squibble and squabble about the dumbest things, rather than looking at things that could improve our economy,'' he said. ''The Republicans are fighting the Democrats. The Democrats are fighting the Republicans. And what gets done? Nothing.''</w:t>
         <w:br/>
-        <w:t>Mr. Gallego, who has been among Ms. Sinema's fiercest critics, had been fielding input from his family over the holidays over whether he would run. He would be the first Latino senator from Arizona should he prevail. (He is of Colombian and Mexican descent.)</w:t>
+        <w:t xml:space="preserve">  David Martinez, 43, is emblematic of the demographic shift that has made Arizona such a battleground. He and his family moved back to Phoenix after 15 years in the San Francisco Bay Area, where he still works remotely in the tech industry. He voted for Mr. Biden in 2020, and said he was worried about the threat Mr. Trump poses to free elections, democracy and America's future in NATO.</w:t>
         <w:br/>
-        <w:t>In his campaign video released Monday, he describes his hard upbringing as one of four children raised by a single mother in Chicago. He made it to Harvard and worked to pay his way through school before enlisting in the Marine Corps. His combat experience on the front lines in Iraq, where he came under heavy fire and lost some of his closest friends, left him with post-traumatic stress disorder but also inspired him to go into public service, he said.</w:t>
+        <w:t xml:space="preserve">  His working-class friends and extended family don't share the same concerns. These days, the political conversations with them usually begin and end with the price of gas (now falling) and eggs (still high).</w:t>
         <w:br/>
-        <w:t>The ad positions Mr. Gallego as an advocate of strong government and a fighter for working-class families who he said "feel they are one or two paychecks away from going under."</w:t>
+        <w:t xml:space="preserve">  ''It falls on deaf ears,'' Mr. Martinez said of his arguments about democracy. ''They feel down about Biden and inflation and his age. They're open to giving Trump a second term or skipping the election entirely.''</w:t>
         <w:br/>
-        <w:t>"The rich and the powerful, they don't need more advocates," he said. "It's the people that are still trying to decide between groceries and utilities that need a fighter for them."</w:t>
+        <w:t xml:space="preserve">  Camille Baker contributed reporting.Camille Baker contributed reporting. </w:t>
         <w:br/>
-        <w:t>PHOTOS: Representative Ruben Gallego, one of Senator Kyrsten Sinema's sharpest critics, released a video Monday declaring his run. (PHOTOGRAPH BY ANNA MONEYMAKER/GETTY IMAGES); Senator Kyrsten Sinema, second from right, with Cindy McCain, Senator John McCain's widow, at Gov. Katie Hobbs's inauguration. (PHOTOGRAPH BY REBECCA NOBLE FOR THE NEW YORK TIMES) This article appeared in print on page A16.</w:t>
+        <w:br/>
+        <w:t>https://www.nytimes.com/2023/11/14/us/arizona-biden-voters-economy.html</w:t>
+        <w:br/>
+        <w:br/>
+        <w:t>Graphic</w:t>
+        <w:br/>
+        <w:br/>
+        <w:t xml:space="preserve"> </w:t>
+        <w:br/>
+        <w:t>PHOTOS: President Biden's popularity in Arizona has slipped since he took office, polls indicate. Right, voters waited in line to cast their ballots at dawn in Guadalupe in 2020. (PHOTOGRAPHS BY PETE MAROVICH FOR THE NEW YORK TIMES</w:t>
+        <w:br/>
+        <w:t xml:space="preserve"> ADRIANA ZEHBRAUSKAS FOR THE NEW YORK TIMES) This article appeared in print on page A20.</w:t>
       </w:r>
     </w:p>
     <w:sectPr>
